--- a/resumes/bartender-resume.docx
+++ b/resumes/bartender-resume.docx
@@ -414,18 +414,6 @@
       </w:r>
       <w:r>
         <w:t xml:space="preserve">— Bachelor of Arts, Russian/Soviet Studies</w:t>
-      </w:r>
-    </w:p>
-    <w:p>
-      <w:pPr>
-        <w:pStyle w:val="BodyText"/>
-      </w:pPr>
-      <w:r>
-        <w:rPr>
-          <w:iCs/>
-          <w:i/>
-        </w:rPr>
-        <w:t xml:space="preserve">This is a placeholder bartender resume. Additional employment dates, duties, certifications, and relevant experience will be added as the full work chronology is completed.</w:t>
       </w:r>
     </w:p>
     <w:bookmarkEnd w:id="31"/>

--- a/resumes/bartender-resume.docx
+++ b/resumes/bartender-resume.docx
@@ -389,18 +389,36 @@
       </w:r>
     </w:p>
     <w:bookmarkEnd w:id="30"/>
-    <w:bookmarkStart w:id="31" w:name="education"/>
+    <w:bookmarkStart w:id="31" w:name="education-training"/>
     <w:p>
       <w:pPr>
         <w:pStyle w:val="Heading2"/>
       </w:pPr>
       <w:r>
-        <w:t xml:space="preserve">Education</w:t>
+        <w:t xml:space="preserve">Education &amp; Training</w:t>
       </w:r>
     </w:p>
     <w:p>
       <w:pPr>
         <w:pStyle w:val="FirstParagraph"/>
+      </w:pPr>
+      <w:r>
+        <w:rPr>
+          <w:bCs/>
+          <w:b/>
+        </w:rPr>
+        <w:t xml:space="preserve">Bartenders Training Institute — 2018</w:t>
+      </w:r>
+      <w:r>
+        <w:br/>
+      </w:r>
+      <w:r>
+        <w:t xml:space="preserve">Bartender Training Program — Certificate</w:t>
+      </w:r>
+    </w:p>
+    <w:p>
+      <w:pPr>
+        <w:pStyle w:val="BodyText"/>
       </w:pPr>
       <w:r>
         <w:rPr>
